--- a/公选课/01_AI数字人短视频制作_课程标准.docx
+++ b/公选课/01_AI数字人短视频制作_课程标准.docx
@@ -84,7 +84,7 @@
           <w:sz w:val="28"/>
           <w:szCs w:val="28"/>
         </w:rPr>
-        <w:t xml:space="preserve">课程编码：                          </w:t>
+        <w:t xml:space="preserve">课程编码：    版本编号：V1.0</w:t>
       </w:r>
     </w:p>
     <w:p>
